--- a/Documentación Capstone/Fase 2/Evidencias Grupales/2.4_GuiaEstudiante_Fase 2_DesarrolloProyecto APT.docx
+++ b/Documentación Capstone/Fase 2/Evidencias Grupales/2.4_GuiaEstudiante_Fase 2_DesarrolloProyecto APT.docx
@@ -33,7 +33,7 @@
               <wp:anchor allowOverlap="1" behindDoc="0" distB="0" distT="0" distL="114300" distR="114300" hidden="0" layoutInCell="1" locked="0" relativeHeight="0" simplePos="0">
                 <wp:simplePos x="0" y="0"/>
                 <wp:positionH relativeFrom="column">
-                  <wp:posOffset>1</wp:posOffset>
+                  <wp:posOffset>2</wp:posOffset>
                 </wp:positionH>
                 <wp:positionV relativeFrom="paragraph">
                   <wp:posOffset>9525</wp:posOffset>
@@ -41,7 +41,7 @@
                 <wp:extent cx="6238875" cy="1562100"/>
                 <wp:effectExtent b="0" l="0" r="0" t="0"/>
                 <wp:wrapNone/>
-                <wp:docPr id="28" name=""/>
+                <wp:docPr id="34" name=""/>
                 <a:graphic>
                   <a:graphicData uri="http://schemas.microsoft.com/office/word/2010/wordprocessingGroup">
                     <wpg:wgp>
@@ -60,8 +60,8 @@
                           <a:xfrm>
                             <a:off x="2226563" y="2998950"/>
                             <a:ext cx="6238875" cy="1562100"/>
-                            <a:chOff x="0" y="0"/>
-                            <a:chExt cx="5991225" cy="1562100"/>
+                            <a:chOff x="2226550" y="2998950"/>
+                            <a:chExt cx="6238900" cy="1562100"/>
                           </a:xfrm>
                         </wpg:grpSpPr>
                         <wps:wsp>
@@ -69,8 +69,8 @@
                           <wps:cNvPr id="3" name="Shape 3"/>
                           <wps:spPr>
                             <a:xfrm>
-                              <a:off x="0" y="0"/>
-                              <a:ext cx="5991225" cy="1562100"/>
+                              <a:off x="2226550" y="2998950"/>
+                              <a:ext cx="6238900" cy="1562100"/>
                             </a:xfrm>
                             <a:prstGeom prst="rect">
                               <a:avLst/>
@@ -96,138 +96,181 @@
                             <a:noAutofit/>
                           </wps:bodyPr>
                         </wps:wsp>
-                        <wps:wsp>
-                          <wps:cNvSpPr/>
-                          <wps:cNvPr id="4" name="Shape 4"/>
-                          <wps:spPr>
+                        <wpg:grpSp>
+                          <wpg:cNvGrpSpPr/>
+                          <wpg:grpSpPr>
                             <a:xfrm>
-                              <a:off x="1024671" y="299473"/>
-                              <a:ext cx="4966554" cy="1262627"/>
+                              <a:off x="2226563" y="2998950"/>
+                              <a:ext cx="6238875" cy="1562100"/>
+                              <a:chOff x="0" y="0"/>
+                              <a:chExt cx="5991225" cy="1562100"/>
                             </a:xfrm>
-                            <a:prstGeom prst="rect">
-                              <a:avLst/>
-                            </a:prstGeom>
-                            <a:noFill/>
-                            <a:ln>
+                          </wpg:grpSpPr>
+                          <wps:wsp>
+                            <wps:cNvSpPr/>
+                            <wps:cNvPr id="5" name="Shape 5"/>
+                            <wps:spPr>
+                              <a:xfrm>
+                                <a:off x="0" y="0"/>
+                                <a:ext cx="5991225" cy="1562100"/>
+                              </a:xfrm>
+                              <a:prstGeom prst="rect">
+                                <a:avLst/>
+                              </a:prstGeom>
                               <a:noFill/>
-                            </a:ln>
-                          </wps:spPr>
-                          <wps:txbx>
-                            <w:txbxContent>
-                              <w:p>
-                                <w:pPr>
-                                  <w:spacing w:after="0" w:before="0" w:line="240"/>
-                                  <w:ind w:left="0" w:right="0" w:firstLine="0"/>
-                                  <w:jc w:val="left"/>
-                                  <w:textDirection w:val="btLr"/>
-                                </w:pPr>
-                              </w:p>
-                              <w:p>
-                                <w:pPr>
-                                  <w:spacing w:after="0" w:before="0" w:line="240"/>
-                                  <w:ind w:left="0" w:right="0" w:firstLine="0"/>
-                                  <w:jc w:val="left"/>
-                                  <w:textDirection w:val="btLr"/>
-                                </w:pPr>
-                                <w:r>
-                                  <w:rPr>
-                                    <w:rFonts w:ascii="Calibri" w:cs="Calibri" w:eastAsia="Calibri" w:hAnsi="Calibri"/>
-                                    <w:b w:val="1"/>
-                                    <w:i w:val="0"/>
-                                    <w:smallCaps w:val="0"/>
-                                    <w:strike w:val="0"/>
-                                    <w:color w:val="ff0000"/>
-                                    <w:sz w:val="48"/>
-                                    <w:vertAlign w:val="baseline"/>
-                                  </w:rPr>
-                                </w:r>
-                                <w:r>
-                                  <w:rPr>
-                                    <w:rFonts w:ascii="Calibri" w:cs="Calibri" w:eastAsia="Calibri" w:hAnsi="Calibri"/>
-                                    <w:b w:val="1"/>
-                                    <w:i w:val="0"/>
-                                    <w:smallCaps w:val="0"/>
-                                    <w:strike w:val="0"/>
-                                    <w:color w:val="1f3864"/>
-                                    <w:sz w:val="48"/>
-                                    <w:vertAlign w:val="baseline"/>
-                                  </w:rPr>
-                                  <w:t xml:space="preserve">Guía2. Desarrollo Proyecto APT </w:t>
-                                </w:r>
-                              </w:p>
-                              <w:p>
-                                <w:pPr>
-                                  <w:spacing w:after="0" w:before="0" w:line="240"/>
-                                  <w:ind w:left="0" w:right="0" w:firstLine="0"/>
-                                  <w:jc w:val="left"/>
-                                  <w:textDirection w:val="btLr"/>
-                                </w:pPr>
-                                <w:r>
-                                  <w:rPr>
-                                    <w:rFonts w:ascii="Calibri" w:cs="Calibri" w:eastAsia="Calibri" w:hAnsi="Calibri"/>
-                                    <w:b w:val="1"/>
-                                    <w:i w:val="0"/>
-                                    <w:smallCaps w:val="0"/>
-                                    <w:strike w:val="0"/>
-                                    <w:color w:val="1f3864"/>
-                                    <w:sz w:val="48"/>
-                                    <w:vertAlign w:val="baseline"/>
-                                  </w:rPr>
-                                </w:r>
-                                <w:r>
-                                  <w:rPr>
-                                    <w:rFonts w:ascii="Calibri" w:cs="Calibri" w:eastAsia="Calibri" w:hAnsi="Calibri"/>
-                                    <w:b w:val="1"/>
-                                    <w:i w:val="0"/>
-                                    <w:smallCaps w:val="0"/>
-                                    <w:strike w:val="0"/>
-                                    <w:color w:val="1f3864"/>
-                                    <w:sz w:val="48"/>
-                                    <w:vertAlign w:val="baseline"/>
-                                  </w:rPr>
-                                  <w:t xml:space="preserve">Asignatura Capstone</w:t>
-                                </w:r>
-                              </w:p>
-                            </w:txbxContent>
-                          </wps:txbx>
-                          <wps:bodyPr anchorCtr="0" anchor="t" bIns="45700" lIns="91425" spcFirstLastPara="1" rIns="91425" wrap="square" tIns="45700">
-                            <a:noAutofit/>
-                          </wps:bodyPr>
-                        </wps:wsp>
-                        <wps:wsp>
-                          <wps:cNvSpPr/>
-                          <wps:cNvPr id="5" name="Shape 5"/>
-                          <wps:spPr>
-                            <a:xfrm>
-                              <a:off x="0" y="0"/>
-                              <a:ext cx="993140" cy="1486894"/>
-                            </a:xfrm>
-                            <a:prstGeom prst="rect">
-                              <a:avLst/>
-                            </a:prstGeom>
-                            <a:solidFill>
-                              <a:srgbClr val="1F3864"/>
-                            </a:solidFill>
-                            <a:ln>
+                              <a:ln>
+                                <a:noFill/>
+                              </a:ln>
+                            </wps:spPr>
+                            <wps:txbx>
+                              <w:txbxContent>
+                                <w:p>
+                                  <w:pPr>
+                                    <w:spacing w:after="0" w:before="0" w:line="240"/>
+                                    <w:ind w:left="0" w:right="0" w:firstLine="0"/>
+                                    <w:jc w:val="left"/>
+                                    <w:textDirection w:val="btLr"/>
+                                  </w:pPr>
+                                </w:p>
+                              </w:txbxContent>
+                            </wps:txbx>
+                            <wps:bodyPr anchorCtr="0" anchor="ctr" bIns="91425" lIns="91425" spcFirstLastPara="1" rIns="91425" wrap="square" tIns="91425">
+                              <a:noAutofit/>
+                            </wps:bodyPr>
+                          </wps:wsp>
+                          <wps:wsp>
+                            <wps:cNvSpPr/>
+                            <wps:cNvPr id="6" name="Shape 6"/>
+                            <wps:spPr>
+                              <a:xfrm>
+                                <a:off x="1024671" y="299473"/>
+                                <a:ext cx="4966554" cy="1262627"/>
+                              </a:xfrm>
+                              <a:prstGeom prst="rect">
+                                <a:avLst/>
+                              </a:prstGeom>
                               <a:noFill/>
-                            </a:ln>
-                          </wps:spPr>
-                          <wps:txbx>
-                            <w:txbxContent>
-                              <w:p>
-                                <w:pPr>
-                                  <w:spacing w:after="0" w:before="0" w:line="240"/>
-                                  <w:ind w:left="0" w:right="0" w:firstLine="0"/>
-                                  <w:jc w:val="left"/>
-                                  <w:textDirection w:val="btLr"/>
-                                </w:pPr>
-                              </w:p>
-                            </w:txbxContent>
-                          </wps:txbx>
-                          <wps:bodyPr anchorCtr="0" anchor="ctr" bIns="91425" lIns="91425" spcFirstLastPara="1" rIns="91425" wrap="square" tIns="91425">
-                            <a:noAutofit/>
-                          </wps:bodyPr>
-                        </wps:wsp>
+                              <a:ln>
+                                <a:noFill/>
+                              </a:ln>
+                            </wps:spPr>
+                            <wps:txbx>
+                              <w:txbxContent>
+                                <w:p>
+                                  <w:pPr>
+                                    <w:spacing w:after="0" w:before="0" w:line="240"/>
+                                    <w:ind w:left="0" w:right="0" w:firstLine="0"/>
+                                    <w:jc w:val="left"/>
+                                    <w:textDirection w:val="btLr"/>
+                                  </w:pPr>
+                                </w:p>
+                                <w:p>
+                                  <w:pPr>
+                                    <w:spacing w:after="0" w:before="0" w:line="240"/>
+                                    <w:ind w:left="0" w:right="0" w:firstLine="0"/>
+                                    <w:jc w:val="left"/>
+                                    <w:textDirection w:val="btLr"/>
+                                  </w:pPr>
+                                  <w:r>
+                                    <w:rPr>
+                                      <w:rFonts w:ascii="Arial" w:cs="Arial" w:eastAsia="Arial" w:hAnsi="Arial"/>
+                                      <w:b w:val="0"/>
+                                      <w:i w:val="0"/>
+                                      <w:smallCaps w:val="0"/>
+                                      <w:strike w:val="0"/>
+                                      <w:color w:val="000000"/>
+                                      <w:sz w:val="28"/>
+                                      <w:vertAlign w:val="baseline"/>
+                                    </w:rPr>
+                                  </w:r>
+                                  <w:r>
+                                    <w:rPr>
+                                      <w:rFonts w:ascii="Calibri" w:cs="Calibri" w:eastAsia="Calibri" w:hAnsi="Calibri"/>
+                                      <w:b w:val="1"/>
+                                      <w:i w:val="0"/>
+                                      <w:smallCaps w:val="0"/>
+                                      <w:strike w:val="0"/>
+                                      <w:color w:val="1f3864"/>
+                                      <w:sz w:val="48"/>
+                                      <w:vertAlign w:val="baseline"/>
+                                    </w:rPr>
+                                    <w:t xml:space="preserve">Guía2. Desarrollo Proyecto APT </w:t>
+                                  </w:r>
+                                </w:p>
+                                <w:p>
+                                  <w:pPr>
+                                    <w:spacing w:after="0" w:before="0" w:line="240"/>
+                                    <w:ind w:left="0" w:right="0" w:firstLine="0"/>
+                                    <w:jc w:val="left"/>
+                                    <w:textDirection w:val="btLr"/>
+                                  </w:pPr>
+                                  <w:r>
+                                    <w:rPr>
+                                      <w:rFonts w:ascii="Calibri" w:cs="Calibri" w:eastAsia="Calibri" w:hAnsi="Calibri"/>
+                                      <w:b w:val="1"/>
+                                      <w:i w:val="0"/>
+                                      <w:smallCaps w:val="0"/>
+                                      <w:strike w:val="0"/>
+                                      <w:color w:val="1f3864"/>
+                                      <w:sz w:val="48"/>
+                                      <w:vertAlign w:val="baseline"/>
+                                    </w:rPr>
+                                  </w:r>
+                                  <w:r>
+                                    <w:rPr>
+                                      <w:rFonts w:ascii="Calibri" w:cs="Calibri" w:eastAsia="Calibri" w:hAnsi="Calibri"/>
+                                      <w:b w:val="1"/>
+                                      <w:i w:val="0"/>
+                                      <w:smallCaps w:val="0"/>
+                                      <w:strike w:val="0"/>
+                                      <w:color w:val="1f3864"/>
+                                      <w:sz w:val="48"/>
+                                      <w:vertAlign w:val="baseline"/>
+                                    </w:rPr>
+                                    <w:t xml:space="preserve">Asignatura Capstone</w:t>
+                                  </w:r>
+                                </w:p>
+                              </w:txbxContent>
+                            </wps:txbx>
+                            <wps:bodyPr anchorCtr="0" anchor="t" bIns="45700" lIns="91425" spcFirstLastPara="1" rIns="91425" wrap="square" tIns="45700">
+                              <a:noAutofit/>
+                            </wps:bodyPr>
+                          </wps:wsp>
+                          <wps:wsp>
+                            <wps:cNvSpPr/>
+                            <wps:cNvPr id="7" name="Shape 7"/>
+                            <wps:spPr>
+                              <a:xfrm>
+                                <a:off x="0" y="0"/>
+                                <a:ext cx="993140" cy="1486894"/>
+                              </a:xfrm>
+                              <a:prstGeom prst="rect">
+                                <a:avLst/>
+                              </a:prstGeom>
+                              <a:solidFill>
+                                <a:srgbClr val="1F3864"/>
+                              </a:solidFill>
+                              <a:ln>
+                                <a:noFill/>
+                              </a:ln>
+                            </wps:spPr>
+                            <wps:txbx>
+                              <w:txbxContent>
+                                <w:p>
+                                  <w:pPr>
+                                    <w:spacing w:after="0" w:before="0" w:line="240"/>
+                                    <w:ind w:left="0" w:right="0" w:firstLine="0"/>
+                                    <w:jc w:val="left"/>
+                                    <w:textDirection w:val="btLr"/>
+                                  </w:pPr>
+                                </w:p>
+                              </w:txbxContent>
+                            </wps:txbx>
+                            <wps:bodyPr anchorCtr="0" anchor="ctr" bIns="91425" lIns="91425" spcFirstLastPara="1" rIns="91425" wrap="square" tIns="91425">
+                              <a:noAutofit/>
+                            </wps:bodyPr>
+                          </wps:wsp>
+                        </wpg:grpSp>
                       </wpg:grpSp>
                     </wpg:wgp>
                   </a:graphicData>
@@ -240,7 +283,7 @@
               <wp:anchor allowOverlap="1" behindDoc="0" distB="0" distT="0" distL="114300" distR="114300" hidden="0" layoutInCell="1" locked="0" relativeHeight="0" simplePos="0">
                 <wp:simplePos x="0" y="0"/>
                 <wp:positionH relativeFrom="column">
-                  <wp:posOffset>1</wp:posOffset>
+                  <wp:posOffset>2</wp:posOffset>
                 </wp:positionH>
                 <wp:positionV relativeFrom="paragraph">
                   <wp:posOffset>9525</wp:posOffset>
@@ -248,12 +291,12 @@
                 <wp:extent cx="6238875" cy="1562100"/>
                 <wp:effectExtent b="0" l="0" r="0" t="0"/>
                 <wp:wrapNone/>
-                <wp:docPr id="28" name="image6.png"/>
+                <wp:docPr id="34" name="image8.png"/>
                 <a:graphic>
                   <a:graphicData uri="http://schemas.openxmlformats.org/drawingml/2006/picture">
                     <pic:pic>
                       <pic:nvPicPr>
-                        <pic:cNvPr id="0" name="image6.png"/>
+                        <pic:cNvPr id="0" name="image8.png"/>
                         <pic:cNvPicPr preferRelativeResize="0"/>
                       </pic:nvPicPr>
                       <pic:blipFill>
@@ -438,7 +481,6 @@
             <w:pPr>
               <w:keepNext w:val="0"/>
               <w:keepLines w:val="0"/>
-              <w:pageBreakBefore w:val="0"/>
               <w:widowControl w:val="1"/>
               <w:pBdr>
                 <w:top w:space="0" w:sz="0" w:val="nil"/>
@@ -641,9 +683,6 @@
             <w:pPr>
               <w:jc w:val="both"/>
               <w:rPr>
-                <w:rFonts w:ascii="Calibri" w:cs="Calibri" w:eastAsia="Calibri" w:hAnsi="Calibri"/>
-                <w:b w:val="1"/>
-                <w:bCs w:val="1"/>
                 <w:color w:val="548dd4"/>
                 <w:sz w:val="20"/>
                 <w:szCs w:val="20"/>
@@ -651,13 +690,50 @@
             </w:pPr>
             <w:r>
               <w:rPr>
-                <w:rFonts w:ascii="Calibri" w:cs="Calibri" w:eastAsia="Calibri" w:hAnsi="Calibri"/>
                 <w:color w:val="548dd4"/>
                 <w:sz w:val="20"/>
                 <w:szCs w:val="20"/>
                 <w:rtl w:val="0"/>
               </w:rPr>
-              <w:t xml:space="preserve">Opcional en caso de ajuste</w:t>
+              <w:t xml:space="preserve">Desarrollar nuevas actividades de realidad virtual para estimular funciones cognitivas en adultos mayores.</w:t>
+            </w:r>
+          </w:p>
+          <w:p>
+            <w:pPr>
+              <w:jc w:val="both"/>
+              <w:rPr>
+                <w:color w:val="548dd4"/>
+                <w:sz w:val="20"/>
+                <w:szCs w:val="20"/>
+              </w:rPr>
+            </w:pPr>
+            <w:r>
+              <w:rPr>
+                <w:color w:val="548dd4"/>
+                <w:sz w:val="20"/>
+                <w:szCs w:val="20"/>
+                <w:rtl w:val="0"/>
+              </w:rPr>
+              <w:t xml:space="preserve">Implementar un sistema de telemetría para recopilar métricas clínicas durante las sesiones.</w:t>
+            </w:r>
+          </w:p>
+          <w:p>
+            <w:pPr>
+              <w:jc w:val="both"/>
+              <w:rPr>
+                <w:color w:val="548dd4"/>
+                <w:sz w:val="20"/>
+                <w:szCs w:val="20"/>
+              </w:rPr>
+            </w:pPr>
+            <w:r>
+              <w:rPr>
+                <w:color w:val="548dd4"/>
+                <w:sz w:val="20"/>
+                <w:szCs w:val="20"/>
+                <w:rtl w:val="0"/>
+              </w:rPr>
+              <w:t xml:space="preserve">Crear un dashboard móvil con apoyo de IA para visualizar y analizar los datos obtenidos.</w:t>
             </w:r>
             <w:r>
               <w:rPr>
@@ -709,18 +785,12 @@
             </w:pPr>
             <w:r>
               <w:rPr>
-                <w:rFonts w:ascii="Calibri" w:cs="Calibri" w:eastAsia="Calibri" w:hAnsi="Calibri"/>
                 <w:color w:val="548dd4"/>
                 <w:sz w:val="20"/>
                 <w:szCs w:val="20"/>
                 <w:rtl w:val="0"/>
               </w:rPr>
-              <w:t xml:space="preserve">Opcional en caso de ajuste</w:t>
-            </w:r>
-            <w:r>
-              <w:rPr>
-                <w:rtl w:val="0"/>
-              </w:rPr>
+              <w:t xml:space="preserve">Metodología Ágil Scrum Master / KANBAN - JIRA </w:t>
             </w:r>
           </w:p>
         </w:tc>
@@ -744,11 +814,15 @@
             </w:pPr>
             <w:r>
               <w:rPr>
-                <w:rFonts w:ascii="Calibri" w:cs="Calibri" w:eastAsia="Calibri" w:hAnsi="Calibri"/>
-                <w:color w:val="1f3864"/>
-                <w:rtl w:val="0"/>
-              </w:rPr>
-              <w:t xml:space="preserve">Evidencias de avance</w:t>
+                <w:color w:val="1f3864"/>
+                <w:rtl w:val="0"/>
+              </w:rPr>
+              <w:t xml:space="preserve">Desarrollo de los scripts para el prompt inicial, monitoreo y benchmark del modelo de IA en base al prompt y datos de pacientes simulados.</w:t>
+            </w:r>
+            <w:r>
+              <w:rPr>
+                <w:rtl w:val="0"/>
+              </w:rPr>
             </w:r>
           </w:p>
         </w:tc>
@@ -775,12 +849,12 @@
                 <wp:inline distB="114300" distT="114300" distL="114300" distR="114300">
                   <wp:extent cx="4514850" cy="2514600"/>
                   <wp:effectExtent b="0" l="0" r="0" t="0"/>
-                  <wp:docPr id="32" name="image2.png"/>
+                  <wp:docPr id="37" name="image3.png"/>
                   <a:graphic>
                     <a:graphicData uri="http://schemas.openxmlformats.org/drawingml/2006/picture">
                       <pic:pic>
                         <pic:nvPicPr>
-                          <pic:cNvPr id="0" name="image2.png"/>
+                          <pic:cNvPr id="0" name="image3.png"/>
                           <pic:cNvPicPr preferRelativeResize="0"/>
                         </pic:nvPicPr>
                         <pic:blipFill>
@@ -829,12 +903,12 @@
                 <wp:inline distB="114300" distT="114300" distL="114300" distR="114300">
                   <wp:extent cx="4514850" cy="4229100"/>
                   <wp:effectExtent b="0" l="0" r="0" t="0"/>
-                  <wp:docPr id="29" name="image3.png"/>
+                  <wp:docPr id="38" name="image4.png"/>
                   <a:graphic>
                     <a:graphicData uri="http://schemas.openxmlformats.org/drawingml/2006/picture">
                       <pic:pic>
                         <pic:nvPicPr>
-                          <pic:cNvPr id="0" name="image3.png"/>
+                          <pic:cNvPr id="0" name="image4.png"/>
                           <pic:cNvPicPr preferRelativeResize="0"/>
                         </pic:nvPicPr>
                         <pic:blipFill>
@@ -875,6 +949,84 @@
             </w:pPr>
             <w:r>
               <w:rPr>
+                <w:rtl w:val="0"/>
+              </w:rPr>
+            </w:r>
+          </w:p>
+          <w:p>
+            <w:pPr>
+              <w:jc w:val="both"/>
+              <w:rPr>
+                <w:color w:val="548dd4"/>
+                <w:sz w:val="20"/>
+                <w:szCs w:val="20"/>
+              </w:rPr>
+            </w:pPr>
+            <w:r>
+              <w:rPr>
+                <w:rtl w:val="0"/>
+              </w:rPr>
+            </w:r>
+          </w:p>
+        </w:tc>
+      </w:tr>
+      <w:tr>
+        <w:trPr>
+          <w:cantSplit w:val="0"/>
+          <w:trHeight w:val="2377" w:hRule="atLeast"/>
+          <w:tblHeader w:val="0"/>
+        </w:trPr>
+        <w:tc>
+          <w:tcPr>
+            <w:vAlign w:val="center"/>
+          </w:tcPr>
+          <w:p>
+            <w:pPr>
+              <w:spacing w:line="342.85714285714283" w:lineRule="auto"/>
+              <w:rPr>
+                <w:color w:val="1f3864"/>
+                <w:sz w:val="21"/>
+                <w:szCs w:val="21"/>
+              </w:rPr>
+            </w:pPr>
+            <w:r>
+              <w:rPr>
+                <w:color w:val="1f3864"/>
+                <w:sz w:val="21"/>
+                <w:szCs w:val="21"/>
+                <w:rtl w:val="0"/>
+              </w:rPr>
+              <w:t xml:space="preserve">Pantalla de inicio de sesión del dashboard móvil de NeuroFlex VR, desarrollada para el acceso y gestión de la información generada por los usuarios de la plataforma.</w:t>
+            </w:r>
+          </w:p>
+          <w:p>
+            <w:pPr>
+              <w:rPr>
+                <w:color w:val="1f3864"/>
+              </w:rPr>
+            </w:pPr>
+            <w:r>
+              <w:rPr>
+                <w:rtl w:val="0"/>
+              </w:rPr>
+            </w:r>
+          </w:p>
+        </w:tc>
+        <w:tc>
+          <w:tcPr>
+            <w:vAlign w:val="center"/>
+          </w:tcPr>
+          <w:p>
+            <w:pPr>
+              <w:jc w:val="both"/>
+              <w:rPr>
+                <w:color w:val="548dd4"/>
+                <w:sz w:val="20"/>
+                <w:szCs w:val="20"/>
+              </w:rPr>
+            </w:pPr>
+            <w:r>
+              <w:rPr>
                 <w:color w:val="548dd4"/>
                 <w:sz w:val="20"/>
                 <w:szCs w:val="20"/>
@@ -883,12 +1035,12 @@
                 <wp:inline distB="114300" distT="114300" distL="114300" distR="114300">
                   <wp:extent cx="3752850" cy="8124825"/>
                   <wp:effectExtent b="0" l="0" r="0" t="0"/>
-                  <wp:docPr id="30" name="image5.jpg"/>
+                  <wp:docPr id="36" name="image2.jpg"/>
                   <a:graphic>
                     <a:graphicData uri="http://schemas.openxmlformats.org/drawingml/2006/picture">
                       <pic:pic>
                         <pic:nvPicPr>
-                          <pic:cNvPr id="0" name="image5.jpg"/>
+                          <pic:cNvPr id="0" name="image2.jpg"/>
                           <pic:cNvPicPr preferRelativeResize="0"/>
                         </pic:nvPicPr>
                         <pic:blipFill>
@@ -918,6 +1070,54 @@
               </w:rPr>
             </w:r>
           </w:p>
+        </w:tc>
+      </w:tr>
+      <w:tr>
+        <w:trPr>
+          <w:cantSplit w:val="0"/>
+          <w:trHeight w:val="2377" w:hRule="atLeast"/>
+          <w:tblHeader w:val="0"/>
+        </w:trPr>
+        <w:tc>
+          <w:tcPr>
+            <w:vAlign w:val="center"/>
+          </w:tcPr>
+          <w:p>
+            <w:pPr>
+              <w:spacing w:line="342.85714285714283" w:lineRule="auto"/>
+              <w:rPr>
+                <w:color w:val="1f3864"/>
+                <w:sz w:val="21"/>
+                <w:szCs w:val="21"/>
+              </w:rPr>
+            </w:pPr>
+            <w:r>
+              <w:rPr>
+                <w:color w:val="1f3864"/>
+                <w:sz w:val="21"/>
+                <w:szCs w:val="21"/>
+                <w:rtl w:val="0"/>
+              </w:rPr>
+              <w:t xml:space="preserve">Vista del módulo de sesiones VR dentro del dashboard móvil, mostrando el registro y monitoreo de actividades realizadas por los usuarios, incluyendo métricas básicas de desempeño y estado de sincronización.</w:t>
+            </w:r>
+          </w:p>
+          <w:p>
+            <w:pPr>
+              <w:rPr>
+                <w:color w:val="1f3864"/>
+              </w:rPr>
+            </w:pPr>
+            <w:r>
+              <w:rPr>
+                <w:rtl w:val="0"/>
+              </w:rPr>
+            </w:r>
+          </w:p>
+        </w:tc>
+        <w:tc>
+          <w:tcPr>
+            <w:vAlign w:val="center"/>
+          </w:tcPr>
           <w:p>
             <w:pPr>
               <w:jc w:val="both"/>
@@ -937,12 +1137,12 @@
                 <wp:inline distB="114300" distT="114300" distL="114300" distR="114300">
                   <wp:extent cx="3743325" cy="8058150"/>
                   <wp:effectExtent b="0" l="0" r="0" t="0"/>
-                  <wp:docPr id="33" name="image4.jpg"/>
+                  <wp:docPr id="41" name="image7.jpg"/>
                   <a:graphic>
                     <a:graphicData uri="http://schemas.openxmlformats.org/drawingml/2006/picture">
                       <pic:pic>
                         <pic:nvPicPr>
-                          <pic:cNvPr id="0" name="image4.jpg"/>
+                          <pic:cNvPr id="0" name="image7.jpg"/>
                           <pic:cNvPicPr preferRelativeResize="0"/>
                         </pic:nvPicPr>
                         <pic:blipFill>
@@ -972,6 +1172,54 @@
               </w:rPr>
             </w:r>
           </w:p>
+        </w:tc>
+      </w:tr>
+      <w:tr>
+        <w:trPr>
+          <w:cantSplit w:val="0"/>
+          <w:trHeight w:val="2377" w:hRule="atLeast"/>
+          <w:tblHeader w:val="0"/>
+        </w:trPr>
+        <w:tc>
+          <w:tcPr>
+            <w:vAlign w:val="center"/>
+          </w:tcPr>
+          <w:p>
+            <w:pPr>
+              <w:spacing w:line="342.85714285714283" w:lineRule="auto"/>
+              <w:rPr>
+                <w:color w:val="1f3864"/>
+                <w:sz w:val="21"/>
+                <w:szCs w:val="21"/>
+              </w:rPr>
+            </w:pPr>
+            <w:r>
+              <w:rPr>
+                <w:color w:val="1f3864"/>
+                <w:sz w:val="21"/>
+                <w:szCs w:val="21"/>
+                <w:rtl w:val="0"/>
+              </w:rPr>
+              <w:t xml:space="preserve">Prueba funcional del rompecabezas interactivo en realidad virtual, mostrando la manipulación y posicionamiento de piezas dentro del escenario desarrollado en Unity.</w:t>
+            </w:r>
+          </w:p>
+          <w:p>
+            <w:pPr>
+              <w:rPr>
+                <w:color w:val="1f3864"/>
+              </w:rPr>
+            </w:pPr>
+            <w:r>
+              <w:rPr>
+                <w:rtl w:val="0"/>
+              </w:rPr>
+            </w:r>
+          </w:p>
+        </w:tc>
+        <w:tc>
+          <w:tcPr>
+            <w:vAlign w:val="center"/>
+          </w:tcPr>
           <w:p>
             <w:pPr>
               <w:jc w:val="both"/>
@@ -981,6 +1229,147 @@
                 <w:szCs w:val="20"/>
               </w:rPr>
             </w:pPr>
+            <w:r>
+              <w:rPr>
+                <w:color w:val="548dd4"/>
+                <w:sz w:val="20"/>
+                <w:szCs w:val="20"/>
+              </w:rPr>
+              <w:drawing>
+                <wp:inline distB="114300" distT="114300" distL="114300" distR="114300">
+                  <wp:extent cx="4514850" cy="2540000"/>
+                  <wp:effectExtent b="0" l="0" r="0" t="0"/>
+                  <wp:docPr id="35" name="image6.png"/>
+                  <a:graphic>
+                    <a:graphicData uri="http://schemas.openxmlformats.org/drawingml/2006/picture">
+                      <pic:pic>
+                        <pic:nvPicPr>
+                          <pic:cNvPr id="0" name="image6.png"/>
+                          <pic:cNvPicPr preferRelativeResize="0"/>
+                        </pic:nvPicPr>
+                        <pic:blipFill>
+                          <a:blip r:embed="rId13"/>
+                          <a:srcRect b="0" l="0" r="0" t="0"/>
+                          <a:stretch>
+                            <a:fillRect/>
+                          </a:stretch>
+                        </pic:blipFill>
+                        <pic:spPr>
+                          <a:xfrm>
+                            <a:off x="0" y="0"/>
+                            <a:ext cx="4514850" cy="2540000"/>
+                          </a:xfrm>
+                          <a:prstGeom prst="rect"/>
+                          <a:ln/>
+                        </pic:spPr>
+                      </pic:pic>
+                    </a:graphicData>
+                  </a:graphic>
+                </wp:inline>
+              </w:drawing>
+            </w:r>
+            <w:r>
+              <w:rPr>
+                <w:rtl w:val="0"/>
+              </w:rPr>
+            </w:r>
+          </w:p>
+        </w:tc>
+      </w:tr>
+      <w:tr>
+        <w:trPr>
+          <w:cantSplit w:val="0"/>
+          <w:trHeight w:val="2377" w:hRule="atLeast"/>
+          <w:tblHeader w:val="0"/>
+        </w:trPr>
+        <w:tc>
+          <w:tcPr>
+            <w:vAlign w:val="center"/>
+          </w:tcPr>
+          <w:p>
+            <w:pPr>
+              <w:spacing w:line="342.85714285714283" w:lineRule="auto"/>
+              <w:rPr>
+                <w:color w:val="1f3864"/>
+                <w:sz w:val="21"/>
+                <w:szCs w:val="21"/>
+              </w:rPr>
+            </w:pPr>
+            <w:r>
+              <w:rPr>
+                <w:color w:val="1f3864"/>
+                <w:sz w:val="21"/>
+                <w:szCs w:val="21"/>
+                <w:rtl w:val="0"/>
+              </w:rPr>
+              <w:t xml:space="preserve">Vista del editor de Unity donde se observa la integración del rompecabezas y los elementos del entorno de la librería, evidenciando el avance en la construcción del escenario 3D.</w:t>
+            </w:r>
+          </w:p>
+          <w:p>
+            <w:pPr>
+              <w:rPr>
+                <w:color w:val="1f3864"/>
+              </w:rPr>
+            </w:pPr>
+            <w:r>
+              <w:rPr>
+                <w:rtl w:val="0"/>
+              </w:rPr>
+            </w:r>
+          </w:p>
+        </w:tc>
+        <w:tc>
+          <w:tcPr>
+            <w:vAlign w:val="center"/>
+          </w:tcPr>
+          <w:p>
+            <w:pPr>
+              <w:jc w:val="both"/>
+              <w:rPr>
+                <w:color w:val="548dd4"/>
+                <w:sz w:val="20"/>
+                <w:szCs w:val="20"/>
+              </w:rPr>
+            </w:pPr>
+            <w:r>
+              <w:rPr>
+                <w:color w:val="548dd4"/>
+                <w:sz w:val="20"/>
+                <w:szCs w:val="20"/>
+              </w:rPr>
+              <w:drawing>
+                <wp:inline distB="114300" distT="114300" distL="114300" distR="114300">
+                  <wp:extent cx="4514850" cy="2425700"/>
+                  <wp:effectExtent b="0" l="0" r="0" t="0"/>
+                  <wp:docPr id="40" name="image5.png"/>
+                  <a:graphic>
+                    <a:graphicData uri="http://schemas.openxmlformats.org/drawingml/2006/picture">
+                      <pic:pic>
+                        <pic:nvPicPr>
+                          <pic:cNvPr id="0" name="image5.png"/>
+                          <pic:cNvPicPr preferRelativeResize="0"/>
+                        </pic:nvPicPr>
+                        <pic:blipFill>
+                          <a:blip r:embed="rId14"/>
+                          <a:srcRect b="0" l="0" r="0" t="0"/>
+                          <a:stretch>
+                            <a:fillRect/>
+                          </a:stretch>
+                        </pic:blipFill>
+                        <pic:spPr>
+                          <a:xfrm>
+                            <a:off x="0" y="0"/>
+                            <a:ext cx="4514850" cy="2425700"/>
+                          </a:xfrm>
+                          <a:prstGeom prst="rect"/>
+                          <a:ln/>
+                        </pic:spPr>
+                      </pic:pic>
+                    </a:graphicData>
+                  </a:graphic>
+                </wp:inline>
+              </w:drawing>
+            </w:r>
             <w:r>
               <w:rPr>
                 <w:rtl w:val="0"/>
@@ -1019,6 +1408,34 @@
                 <w:rtl w:val="0"/>
               </w:rPr>
               <w:t xml:space="preserve">2. Monitoreo del Plan de Trabajo </w:t>
+            </w:r>
+          </w:p>
+        </w:tc>
+      </w:tr>
+      <w:tr>
+        <w:trPr>
+          <w:cantSplit w:val="0"/>
+          <w:trHeight w:val="440" w:hRule="atLeast"/>
+          <w:tblHeader w:val="0"/>
+        </w:trPr>
+        <w:tc>
+          <w:tcPr>
+            <w:vAlign w:val="center"/>
+          </w:tcPr>
+          <w:p>
+            <w:pPr>
+              <w:rPr>
+                <w:b w:val="1"/>
+                <w:bCs w:val="1"/>
+                <w:color w:val="1f3864"/>
+                <w:sz w:val="28"/>
+                <w:szCs w:val="28"/>
+              </w:rPr>
+            </w:pPr>
+            <w:r>
+              <w:rPr>
+                <w:rtl w:val="0"/>
+              </w:rPr>
             </w:r>
           </w:p>
         </w:tc>
@@ -1964,7 +2381,7 @@
                 <w:szCs w:val="18"/>
                 <w:rtl w:val="0"/>
               </w:rPr>
-              <w:t xml:space="preserve">Ninguno</w:t>
+              <w:t xml:space="preserve">Desarrollo paralelo ajustado </w:t>
             </w:r>
           </w:p>
         </w:tc>
@@ -2424,7 +2841,6 @@
             <w:pPr>
               <w:keepNext w:val="0"/>
               <w:keepLines w:val="0"/>
-              <w:pageBreakBefore w:val="0"/>
               <w:widowControl w:val="1"/>
               <w:pBdr>
                 <w:top w:space="0" w:sz="0" w:val="nil"/>
@@ -2829,24 +3245,6 @@
               </w:rPr>
             </w:r>
           </w:p>
-          <w:p>
-            <w:pPr>
-              <w:jc w:val="both"/>
-              <w:rPr>
-                <w:rFonts w:ascii="Calibri" w:cs="Calibri" w:eastAsia="Calibri" w:hAnsi="Calibri"/>
-                <w:i w:val="1"/>
-                <w:iCs w:val="1"/>
-                <w:color w:val="548dd4"/>
-                <w:sz w:val="20"/>
-                <w:szCs w:val="20"/>
-              </w:rPr>
-            </w:pPr>
-            <w:r>
-              <w:rPr>
-                <w:rtl w:val="0"/>
-              </w:rPr>
-            </w:r>
-          </w:p>
         </w:tc>
       </w:tr>
     </w:tbl>
@@ -2860,8 +3258,106 @@
         </w:rPr>
       </w:r>
     </w:p>
+    <w:p>
+      <w:pPr>
+        <w:pStyle w:val="Subtitle"/>
+        <w:rPr>
+          <w:sz w:val="34"/>
+          <w:szCs w:val="34"/>
+        </w:rPr>
+      </w:pPr>
+      <w:bookmarkStart w:colFirst="0" w:colLast="0" w:name="_heading=h.gk49ol5ktwa3" w:id="1"/>
+      <w:bookmarkEnd w:id="1"/>
+      <w:r>
+        <w:rPr>
+          <w:sz w:val="34"/>
+          <w:szCs w:val="34"/>
+          <w:rtl w:val="0"/>
+        </w:rPr>
+        <w:t xml:space="preserve">Referencias</w:t>
+      </w:r>
+    </w:p>
+    <w:p>
+      <w:pPr>
+        <w:rPr/>
+      </w:pPr>
+      <w:r>
+        <w:rPr>
+          <w:rtl w:val="0"/>
+        </w:rPr>
+      </w:r>
+    </w:p>
+    <w:p>
+      <w:pPr>
+        <w:rPr/>
+      </w:pPr>
+      <w:r>
+        <w:rPr>
+          <w:rtl w:val="0"/>
+        </w:rPr>
+        <w:t xml:space="preserve">[1] K. Schwaber y J. Sutherland, La Guía de Scrum: Las reglas del juego, Scrum.org, 2020.</w:t>
+      </w:r>
+    </w:p>
+    <w:p>
+      <w:pPr>
+        <w:rPr/>
+      </w:pPr>
+      <w:r>
+        <w:rPr>
+          <w:rtl w:val="0"/>
+        </w:rPr>
+        <w:t xml:space="preserve">[2] Meta Platforms, Unity Integration Documentation &amp; Oculus Quest SDK, 2026. [En línea]. Disponible: https://developer.oculus.com/</w:t>
+      </w:r>
+    </w:p>
+    <w:p>
+      <w:pPr>
+        <w:rPr/>
+      </w:pPr>
+      <w:r>
+        <w:rPr>
+          <w:rtl w:val="0"/>
+        </w:rPr>
+        <w:t xml:space="preserve">[3] Facebook, React Documentation: A JavaScript library for building user interfaces, 2026. [En línea]. Disponible: https://react.dev/</w:t>
+      </w:r>
+    </w:p>
+    <w:p>
+      <w:pPr>
+        <w:rPr/>
+      </w:pPr>
+      <w:r>
+        <w:rPr>
+          <w:rtl w:val="0"/>
+        </w:rPr>
+        <w:t xml:space="preserve">[4] Amazon Web Services (AWS), Architecting for the Cloud: AWS Best Practices, AWS Whitepapers, 2026.</w:t>
+      </w:r>
+      <w:r>
+        <w:rPr>
+          <w:rtl w:val="0"/>
+        </w:rPr>
+      </w:r>
+    </w:p>
+    <w:p>
+      <w:pPr>
+        <w:rPr/>
+      </w:pPr>
+      <w:r>
+        <w:rPr>
+          <w:rtl w:val="0"/>
+        </w:rPr>
+      </w:r>
+    </w:p>
+    <w:p>
+      <w:pPr>
+        <w:rPr/>
+      </w:pPr>
+      <w:r>
+        <w:rPr>
+          <w:rtl w:val="0"/>
+        </w:rPr>
+      </w:r>
+    </w:p>
     <w:sectPr>
-      <w:headerReference r:id="rId13" w:type="default"/>
+      <w:headerReference r:id="rId15" w:type="default"/>
       <w:pgSz w:h="16838" w:w="11906" w:orient="portrait"/>
       <w:pgMar w:bottom="1417" w:top="1417" w:left="1701" w:right="1701" w:header="708" w:footer="708"/>
       <w:pgNumType w:start="1"/>
@@ -2877,7 +3373,6 @@
       <w:pPr>
         <w:keepNext w:val="0"/>
         <w:keepLines w:val="0"/>
-        <w:pageBreakBefore w:val="0"/>
         <w:widowControl w:val="1"/>
         <w:pBdr>
           <w:top w:space="0" w:sz="0" w:val="nil"/>
@@ -2943,7 +3438,6 @@
     <w:pPr>
       <w:keepNext w:val="0"/>
       <w:keepLines w:val="0"/>
-      <w:pageBreakBefore w:val="0"/>
       <w:widowControl w:val="0"/>
       <w:pBdr>
         <w:top w:space="0" w:sz="0" w:val="nil"/>
@@ -3097,7 +3591,7 @@
               <wp:inline distB="0" distT="0" distL="0" distR="0">
                 <wp:extent cx="1996440" cy="428625"/>
                 <wp:effectExtent b="0" l="0" r="0" t="0"/>
-                <wp:docPr descr="http://www.duoc.cl/normasgraficas/normasgraficas/marca-duoc/6logo-fondo-transparente/fondo-transparente.png" id="31" name="image1.png"/>
+                <wp:docPr descr="http://www.duoc.cl/normasgraficas/normasgraficas/marca-duoc/6logo-fondo-transparente/fondo-transparente.png" id="39" name="image1.png"/>
                 <a:graphic>
                   <a:graphicData uri="http://schemas.openxmlformats.org/drawingml/2006/picture">
                     <pic:pic>
@@ -3139,7 +3633,6 @@
     <w:pPr>
       <w:keepNext w:val="0"/>
       <w:keepLines w:val="0"/>
-      <w:pageBreakBefore w:val="0"/>
       <w:widowControl w:val="1"/>
       <w:pBdr>
         <w:top w:space="0" w:sz="0" w:val="nil"/>
@@ -3333,6 +3826,20 @@
       <w:sz w:val="72"/>
       <w:szCs w:val="72"/>
     </w:rPr>
+  </w:style>
+  <w:style w:type="table" w:styleId="TableNormal" w:default="1">
+    <w:name w:val="TableNormal"/>
+    <w:tblPr>
+      <w:tblCellMar>
+        <w:top w:w="100.0" w:type="dxa"/>
+        <w:left w:w="100.0" w:type="dxa"/>
+        <w:bottom w:w="100.0" w:type="dxa"/>
+        <w:right w:w="100.0" w:type="dxa"/>
+      </w:tblCellMar>
+    </w:tblPr>
+  </w:style>
+  <w:style w:type="paragraph" w:styleId="Normal" w:default="1">
+    <w:name w:val="normal"/>
   </w:style>
   <w:style w:type="character" w:styleId="Fuentedeprrafopredeter" w:default="1">
     <w:name w:val="Default Paragraph Font"/>
@@ -3601,6 +4108,142 @@
       <w:sz w:val="20"/>
       <w:szCs w:val="20"/>
     </w:rPr>
+  </w:style>
+  <w:style w:type="table" w:styleId="Table1">
+    <w:basedOn w:val="TableNormal"/>
+    <w:rPr>
+      <w:sz w:val="22"/>
+      <w:szCs w:val="22"/>
+    </w:rPr>
+    <w:tblPr>
+      <w:tblStyleRowBandSize w:val="1"/>
+      <w:tblStyleColBandSize w:val="1"/>
+      <w:tblCellMar>
+        <w:top w:w="0.0" w:type="dxa"/>
+        <w:left w:w="108.0" w:type="dxa"/>
+        <w:bottom w:w="0.0" w:type="dxa"/>
+        <w:right w:w="108.0" w:type="dxa"/>
+      </w:tblCellMar>
+    </w:tblPr>
+  </w:style>
+  <w:style w:type="table" w:styleId="Table2">
+    <w:basedOn w:val="TableNormal"/>
+    <w:rPr>
+      <w:sz w:val="22"/>
+      <w:szCs w:val="22"/>
+    </w:rPr>
+    <w:tblPr>
+      <w:tblStyleRowBandSize w:val="1"/>
+      <w:tblStyleColBandSize w:val="1"/>
+      <w:tblCellMar>
+        <w:top w:w="0.0" w:type="dxa"/>
+        <w:left w:w="108.0" w:type="dxa"/>
+        <w:bottom w:w="0.0" w:type="dxa"/>
+        <w:right w:w="108.0" w:type="dxa"/>
+      </w:tblCellMar>
+    </w:tblPr>
+  </w:style>
+  <w:style w:type="table" w:styleId="Table3">
+    <w:basedOn w:val="TableNormal"/>
+    <w:rPr>
+      <w:sz w:val="22"/>
+      <w:szCs w:val="22"/>
+    </w:rPr>
+    <w:tblPr>
+      <w:tblStyleRowBandSize w:val="1"/>
+      <w:tblStyleColBandSize w:val="1"/>
+      <w:tblCellMar>
+        <w:top w:w="0.0" w:type="dxa"/>
+        <w:left w:w="108.0" w:type="dxa"/>
+        <w:bottom w:w="0.0" w:type="dxa"/>
+        <w:right w:w="108.0" w:type="dxa"/>
+      </w:tblCellMar>
+    </w:tblPr>
+  </w:style>
+  <w:style w:type="table" w:styleId="Table4">
+    <w:basedOn w:val="TableNormal"/>
+    <w:rPr>
+      <w:sz w:val="22"/>
+      <w:szCs w:val="22"/>
+    </w:rPr>
+    <w:tblPr>
+      <w:tblStyleRowBandSize w:val="1"/>
+      <w:tblStyleColBandSize w:val="1"/>
+      <w:tblCellMar>
+        <w:top w:w="0.0" w:type="dxa"/>
+        <w:left w:w="108.0" w:type="dxa"/>
+        <w:bottom w:w="0.0" w:type="dxa"/>
+        <w:right w:w="108.0" w:type="dxa"/>
+      </w:tblCellMar>
+    </w:tblPr>
+  </w:style>
+  <w:style w:type="table" w:styleId="Table5">
+    <w:basedOn w:val="TableNormal"/>
+    <w:rPr>
+      <w:sz w:val="22"/>
+      <w:szCs w:val="22"/>
+    </w:rPr>
+    <w:tblPr>
+      <w:tblStyleRowBandSize w:val="1"/>
+      <w:tblStyleColBandSize w:val="1"/>
+      <w:tblCellMar>
+        <w:top w:w="0.0" w:type="dxa"/>
+        <w:left w:w="108.0" w:type="dxa"/>
+        <w:bottom w:w="0.0" w:type="dxa"/>
+        <w:right w:w="108.0" w:type="dxa"/>
+      </w:tblCellMar>
+    </w:tblPr>
+  </w:style>
+  <w:style w:type="table" w:styleId="Table6">
+    <w:basedOn w:val="TableNormal"/>
+    <w:rPr>
+      <w:sz w:val="22"/>
+      <w:szCs w:val="22"/>
+    </w:rPr>
+    <w:tblPr>
+      <w:tblStyleRowBandSize w:val="1"/>
+      <w:tblStyleColBandSize w:val="1"/>
+      <w:tblCellMar>
+        <w:top w:w="0.0" w:type="dxa"/>
+        <w:left w:w="108.0" w:type="dxa"/>
+        <w:bottom w:w="0.0" w:type="dxa"/>
+        <w:right w:w="108.0" w:type="dxa"/>
+      </w:tblCellMar>
+    </w:tblPr>
+  </w:style>
+  <w:style w:type="table" w:styleId="Table7">
+    <w:basedOn w:val="TableNormal"/>
+    <w:rPr>
+      <w:sz w:val="22"/>
+      <w:szCs w:val="22"/>
+    </w:rPr>
+    <w:tblPr>
+      <w:tblStyleRowBandSize w:val="1"/>
+      <w:tblStyleColBandSize w:val="1"/>
+      <w:tblCellMar>
+        <w:top w:w="0.0" w:type="dxa"/>
+        <w:left w:w="108.0" w:type="dxa"/>
+        <w:bottom w:w="0.0" w:type="dxa"/>
+        <w:right w:w="108.0" w:type="dxa"/>
+      </w:tblCellMar>
+    </w:tblPr>
+  </w:style>
+  <w:style w:type="table" w:styleId="Table8">
+    <w:basedOn w:val="TableNormal"/>
+    <w:rPr>
+      <w:sz w:val="22"/>
+      <w:szCs w:val="22"/>
+    </w:rPr>
+    <w:tblPr>
+      <w:tblStyleRowBandSize w:val="1"/>
+      <w:tblStyleColBandSize w:val="1"/>
+      <w:tblCellMar>
+        <w:top w:w="0.0" w:type="dxa"/>
+        <w:left w:w="108.0" w:type="dxa"/>
+        <w:bottom w:w="0.0" w:type="dxa"/>
+        <w:right w:w="108.0" w:type="dxa"/>
+      </w:tblCellMar>
+    </w:tblPr>
   </w:style>
   <w:style w:type="paragraph" w:styleId="Subtitle">
     <w:name w:val="Subtitle"/>
@@ -4057,7 +4700,7 @@
 
 <file path=customXML/item1.xml><?xml version="1.0" encoding="utf-8"?>
 <go:gDocsCustomXmlDataStorage xmlns:go="http://customooxmlschemas.google.com/" xmlns:r="http://schemas.openxmlformats.org/officeDocument/2006/relationships" uri="GoogleDocsCustomDataVersion2">
-  <go:docsCustomData xmlns:go="http://customooxmlschemas.google.com/" roundtripDataSignature="AMtx7mhasyybWIBRXK8Xpp3mpwIRpNL9xg==">CgMxLjAyDmgucmN3OTBldDBxOHRqOAByITFyaG0xUk5xUGlOZlQ1SHdFQTVNU2tRZjQ1OVNFU2pfbg==</go:docsCustomData>
+  <go:docsCustomData xmlns:go="http://customooxmlschemas.google.com/" roundtripDataSignature="AMtx7mgavp0IuKzkZqMKvN0m0Rr7uUUZTw==">CgMxLjAyDmgucmN3OTBldDBxOHRqMg5oLmdrNDlvbDVrdHdhMzgAciExeUl0VGNUQVNvYms0WUtaejJKdjJwZGtzMEE2cEh3S1E=</go:docsCustomData>
 </go:gDocsCustomXmlDataStorage>
 </file>
 

--- a/Documentación Capstone/Fase 2/Evidencias Grupales/2.4_GuiaEstudiante_Fase 2_DesarrolloProyecto APT.docx
+++ b/Documentación Capstone/Fase 2/Evidencias Grupales/2.4_GuiaEstudiante_Fase 2_DesarrolloProyecto APT.docx
@@ -291,12 +291,12 @@
                 <wp:extent cx="6238875" cy="1562100"/>
                 <wp:effectExtent b="0" l="0" r="0" t="0"/>
                 <wp:wrapNone/>
-                <wp:docPr id="34" name="image8.png"/>
+                <wp:docPr id="34" name="image10.png"/>
                 <a:graphic>
                   <a:graphicData uri="http://schemas.openxmlformats.org/drawingml/2006/picture">
                     <pic:pic>
                       <pic:nvPicPr>
-                        <pic:cNvPr id="0" name="image8.png"/>
+                        <pic:cNvPr id="0" name="image10.png"/>
                         <pic:cNvPicPr preferRelativeResize="0"/>
                       </pic:nvPicPr>
                       <pic:blipFill>
@@ -746,7 +746,7 @@
       <w:tr>
         <w:trPr>
           <w:cantSplit w:val="0"/>
-          <w:trHeight w:val="939" w:hRule="atLeast"/>
+          <w:trHeight w:val="6919.327799479168" w:hRule="atLeast"/>
           <w:tblHeader w:val="0"/>
         </w:trPr>
         <w:tc>
@@ -790,7 +790,115 @@
                 <w:szCs w:val="20"/>
                 <w:rtl w:val="0"/>
               </w:rPr>
-              <w:t xml:space="preserve">Metodología Ágil Scrum Master / KANBAN - JIRA </w:t>
+              <w:t xml:space="preserve">Marco de trabajo Ágil (Scrum + Kanban mediante Jira)</w:t>
+            </w:r>
+          </w:p>
+          <w:p>
+            <w:pPr>
+              <w:jc w:val="both"/>
+              <w:rPr>
+                <w:color w:val="548dd4"/>
+                <w:sz w:val="20"/>
+                <w:szCs w:val="20"/>
+              </w:rPr>
+            </w:pPr>
+            <w:r>
+              <w:rPr>
+                <w:color w:val="548dd4"/>
+                <w:sz w:val="20"/>
+                <w:szCs w:val="20"/>
+              </w:rPr>
+              <w:drawing>
+                <wp:inline distB="114300" distT="114300" distL="114300" distR="114300">
+                  <wp:extent cx="4514850" cy="2184400"/>
+                  <wp:effectExtent b="0" l="0" r="0" t="0"/>
+                  <wp:docPr id="42" name="image6.png"/>
+                  <a:graphic>
+                    <a:graphicData uri="http://schemas.openxmlformats.org/drawingml/2006/picture">
+                      <pic:pic>
+                        <pic:nvPicPr>
+                          <pic:cNvPr id="0" name="image6.png"/>
+                          <pic:cNvPicPr preferRelativeResize="0"/>
+                        </pic:nvPicPr>
+                        <pic:blipFill>
+                          <a:blip r:embed="rId9"/>
+                          <a:srcRect b="0" l="0" r="0" t="0"/>
+                          <a:stretch>
+                            <a:fillRect/>
+                          </a:stretch>
+                        </pic:blipFill>
+                        <pic:spPr>
+                          <a:xfrm>
+                            <a:off x="0" y="0"/>
+                            <a:ext cx="4514850" cy="2184400"/>
+                          </a:xfrm>
+                          <a:prstGeom prst="rect"/>
+                          <a:ln/>
+                        </pic:spPr>
+                      </pic:pic>
+                    </a:graphicData>
+                  </a:graphic>
+                </wp:inline>
+              </w:drawing>
+            </w:r>
+            <w:r>
+              <w:rPr>
+                <w:rtl w:val="0"/>
+              </w:rPr>
+            </w:r>
+          </w:p>
+          <w:p>
+            <w:pPr>
+              <w:jc w:val="both"/>
+              <w:rPr>
+                <w:color w:val="548dd4"/>
+                <w:sz w:val="20"/>
+                <w:szCs w:val="20"/>
+              </w:rPr>
+            </w:pPr>
+            <w:r>
+              <w:rPr>
+                <w:color w:val="548dd4"/>
+                <w:sz w:val="20"/>
+                <w:szCs w:val="20"/>
+              </w:rPr>
+              <w:drawing>
+                <wp:inline distB="114300" distT="114300" distL="114300" distR="114300">
+                  <wp:extent cx="4514850" cy="2184400"/>
+                  <wp:effectExtent b="0" l="0" r="0" t="0"/>
+                  <wp:docPr id="36" name="image4.png"/>
+                  <a:graphic>
+                    <a:graphicData uri="http://schemas.openxmlformats.org/drawingml/2006/picture">
+                      <pic:pic>
+                        <pic:nvPicPr>
+                          <pic:cNvPr id="0" name="image4.png"/>
+                          <pic:cNvPicPr preferRelativeResize="0"/>
+                        </pic:nvPicPr>
+                        <pic:blipFill>
+                          <a:blip r:embed="rId10"/>
+                          <a:srcRect b="0" l="0" r="0" t="0"/>
+                          <a:stretch>
+                            <a:fillRect/>
+                          </a:stretch>
+                        </pic:blipFill>
+                        <pic:spPr>
+                          <a:xfrm>
+                            <a:off x="0" y="0"/>
+                            <a:ext cx="4514850" cy="2184400"/>
+                          </a:xfrm>
+                          <a:prstGeom prst="rect"/>
+                          <a:ln/>
+                        </pic:spPr>
+                      </pic:pic>
+                    </a:graphicData>
+                  </a:graphic>
+                </wp:inline>
+              </w:drawing>
+            </w:r>
+            <w:r>
+              <w:rPr>
+                <w:rtl w:val="0"/>
+              </w:rPr>
             </w:r>
           </w:p>
         </w:tc>
@@ -858,7 +966,7 @@
                           <pic:cNvPicPr preferRelativeResize="0"/>
                         </pic:nvPicPr>
                         <pic:blipFill>
-                          <a:blip r:embed="rId9"/>
+                          <a:blip r:embed="rId11"/>
                           <a:srcRect b="0" l="0" r="0" t="0"/>
                           <a:stretch>
                             <a:fillRect/>
@@ -903,16 +1011,16 @@
                 <wp:inline distB="114300" distT="114300" distL="114300" distR="114300">
                   <wp:extent cx="4514850" cy="4229100"/>
                   <wp:effectExtent b="0" l="0" r="0" t="0"/>
-                  <wp:docPr id="38" name="image4.png"/>
+                  <wp:docPr id="38" name="image2.png"/>
                   <a:graphic>
                     <a:graphicData uri="http://schemas.openxmlformats.org/drawingml/2006/picture">
                       <pic:pic>
                         <pic:nvPicPr>
-                          <pic:cNvPr id="0" name="image4.png"/>
+                          <pic:cNvPr id="0" name="image2.png"/>
                           <pic:cNvPicPr preferRelativeResize="0"/>
                         </pic:nvPicPr>
                         <pic:blipFill>
-                          <a:blip r:embed="rId10"/>
+                          <a:blip r:embed="rId12"/>
                           <a:srcRect b="0" l="0" r="0" t="0"/>
                           <a:stretch>
                             <a:fillRect/>
@@ -1035,16 +1143,16 @@
                 <wp:inline distB="114300" distT="114300" distL="114300" distR="114300">
                   <wp:extent cx="3752850" cy="8124825"/>
                   <wp:effectExtent b="0" l="0" r="0" t="0"/>
-                  <wp:docPr id="36" name="image2.jpg"/>
+                  <wp:docPr id="35" name="image1.jpg"/>
                   <a:graphic>
                     <a:graphicData uri="http://schemas.openxmlformats.org/drawingml/2006/picture">
                       <pic:pic>
                         <pic:nvPicPr>
-                          <pic:cNvPr id="0" name="image2.jpg"/>
+                          <pic:cNvPr id="0" name="image1.jpg"/>
                           <pic:cNvPicPr preferRelativeResize="0"/>
                         </pic:nvPicPr>
                         <pic:blipFill>
-                          <a:blip r:embed="rId11"/>
+                          <a:blip r:embed="rId13"/>
                           <a:srcRect b="0" l="0" r="0" t="0"/>
                           <a:stretch>
                             <a:fillRect/>
@@ -1137,16 +1245,16 @@
                 <wp:inline distB="114300" distT="114300" distL="114300" distR="114300">
                   <wp:extent cx="3743325" cy="8058150"/>
                   <wp:effectExtent b="0" l="0" r="0" t="0"/>
-                  <wp:docPr id="41" name="image7.jpg"/>
+                  <wp:docPr id="43" name="image5.jpg"/>
                   <a:graphic>
                     <a:graphicData uri="http://schemas.openxmlformats.org/drawingml/2006/picture">
                       <pic:pic>
                         <pic:nvPicPr>
-                          <pic:cNvPr id="0" name="image7.jpg"/>
+                          <pic:cNvPr id="0" name="image5.jpg"/>
                           <pic:cNvPicPr preferRelativeResize="0"/>
                         </pic:nvPicPr>
                         <pic:blipFill>
-                          <a:blip r:embed="rId12"/>
+                          <a:blip r:embed="rId14"/>
                           <a:srcRect b="0" l="0" r="0" t="0"/>
                           <a:stretch>
                             <a:fillRect/>
@@ -1239,16 +1347,16 @@
                 <wp:inline distB="114300" distT="114300" distL="114300" distR="114300">
                   <wp:extent cx="4514850" cy="2540000"/>
                   <wp:effectExtent b="0" l="0" r="0" t="0"/>
-                  <wp:docPr id="35" name="image6.png"/>
+                  <wp:docPr id="41" name="image8.png"/>
                   <a:graphic>
                     <a:graphicData uri="http://schemas.openxmlformats.org/drawingml/2006/picture">
                       <pic:pic>
                         <pic:nvPicPr>
-                          <pic:cNvPr id="0" name="image6.png"/>
+                          <pic:cNvPr id="0" name="image8.png"/>
                           <pic:cNvPicPr preferRelativeResize="0"/>
                         </pic:nvPicPr>
                         <pic:blipFill>
-                          <a:blip r:embed="rId13"/>
+                          <a:blip r:embed="rId15"/>
                           <a:srcRect b="0" l="0" r="0" t="0"/>
                           <a:stretch>
                             <a:fillRect/>
@@ -1341,16 +1449,16 @@
                 <wp:inline distB="114300" distT="114300" distL="114300" distR="114300">
                   <wp:extent cx="4514850" cy="2425700"/>
                   <wp:effectExtent b="0" l="0" r="0" t="0"/>
-                  <wp:docPr id="40" name="image5.png"/>
+                  <wp:docPr id="40" name="image7.png"/>
                   <a:graphic>
                     <a:graphicData uri="http://schemas.openxmlformats.org/drawingml/2006/picture">
                       <pic:pic>
                         <pic:nvPicPr>
-                          <pic:cNvPr id="0" name="image5.png"/>
+                          <pic:cNvPr id="0" name="image7.png"/>
                           <pic:cNvPicPr preferRelativeResize="0"/>
                         </pic:nvPicPr>
                         <pic:blipFill>
-                          <a:blip r:embed="rId14"/>
+                          <a:blip r:embed="rId16"/>
                           <a:srcRect b="0" l="0" r="0" t="0"/>
                           <a:stretch>
                             <a:fillRect/>
@@ -2962,7 +3070,7 @@
                 <w:color w:val="1f3864"/>
                 <w:rtl w:val="0"/>
               </w:rPr>
-              <w:t xml:space="preserve">Un factor facilitador importante fue programar el prototipo del dashboard directamente en React, permitiendo evaluar la usabilidad anticipadamente. La principal dificultad ha sido la dependencia de datos, como en el entrenamiento de la IA local ya que requiere datos precisos, pero la telemetría en RV aún no ha iniciado. Para solucionar ésto, generamos mock data que nos permitirá entregar la IA sin frenar el desarrollo del entorno virtual.</w:t>
+              <w:t xml:space="preserve">Un factor facilitador importante fue programar el prototipo del dashboard directamente en React, permitiendo evaluar la usabilidad anticipadamente. La principal dificultad ha sido la dependencia de datos, como en el entrenamiento de la IA local ya que requiere datos precisos, pero la telemetría en RV aún no ha iniciado. Para solucionar esto, generamos mock data que nos permitirá entregar la IA sin frenar el desarrollo del entorno virtual.</w:t>
               <w:br w:type="textWrapping"/>
             </w:r>
             <w:r>
@@ -3219,7 +3327,21 @@
                 <w:color w:val="1f3864"/>
                 <w:rtl w:val="0"/>
               </w:rPr>
-              <w:t xml:space="preserve">La actividad de Diseño de arquitectura Cloud en AWS se encuentra no iniciada intencionalmente, el motivo de ésto es que la estructura del JSON para la telemetría que emitirá la Realidad Virtual aún está sujeta a modificaciones. La idea es congelar la estructura de telemetría en el próximo Sprint para empezar el desarrollo en AWS y diseñar las bases de datos.</w:t>
+              <w:t xml:space="preserve">La actividad de Diseño de arquitectura Cloud en AWS se encuentra no iniciada intencionalmente; el motivo de esto es que la estructura del JSON para la telemetría que emitirá la Realidad Virtual aún está sujeta a modificaciones. Para estructurar correctamente este almacenamiento, la telemetría final </w:t>
+            </w:r>
+            <w:r>
+              <w:rPr>
+                <w:color w:val="1f3864"/>
+                <w:rtl w:val="0"/>
+              </w:rPr>
+              <w:t xml:space="preserve">recopilará</w:t>
+            </w:r>
+            <w:r>
+              <w:rPr>
+                <w:color w:val="1f3864"/>
+                <w:rtl w:val="0"/>
+              </w:rPr>
+              <w:t xml:space="preserve"> tres bloques de datos: 1) Métricas de desempeño clínico (porcentaje de precisión y tiempos de respuesta), y 2) Metadatos de la sesión (ID del paciente, versión del escenario y duración total). La idea es congelar esta estructura de telemetría en el próximo Sprint para empezar formalmente el desarrollo en AWS y diseñar las bases de datos definitivas.</w:t>
             </w:r>
             <w:r>
               <w:rPr>
@@ -3289,47 +3411,31 @@
     </w:p>
     <w:p>
       <w:pPr>
-        <w:rPr/>
+        <w:numPr>
+          <w:ilvl w:val="0"/>
+          <w:numId w:val="1"/>
+        </w:numPr>
+        <w:ind w:left="720" w:hanging="360"/>
+        <w:rPr>
+          <w:u w:val="none"/>
+        </w:rPr>
       </w:pPr>
       <w:r>
         <w:rPr>
           <w:rtl w:val="0"/>
         </w:rPr>
-        <w:t xml:space="preserve">[1] K. Schwaber y J. Sutherland, La Guía de Scrum: Las reglas del juego, Scrum.org, 2020.</w:t>
+        <w:t xml:space="preserve">Amazon Web Services. (2026). Architecting for the cloud: AWS best practices (AWS Whitepapers). </w:t>
       </w:r>
-    </w:p>
-    <w:p>
-      <w:pPr>
-        <w:rPr/>
-      </w:pPr>
-      <w:r>
-        <w:rPr>
-          <w:rtl w:val="0"/>
-        </w:rPr>
-        <w:t xml:space="preserve">[2] Meta Platforms, Unity Integration Documentation &amp; Oculus Quest SDK, 2026. [En línea]. Disponible: https://developer.oculus.com/</w:t>
-      </w:r>
-    </w:p>
-    <w:p>
-      <w:pPr>
-        <w:rPr/>
-      </w:pPr>
-      <w:r>
-        <w:rPr>
-          <w:rtl w:val="0"/>
-        </w:rPr>
-        <w:t xml:space="preserve">[3] Facebook, React Documentation: A JavaScript library for building user interfaces, 2026. [En línea]. Disponible: https://react.dev/</w:t>
-      </w:r>
-    </w:p>
-    <w:p>
-      <w:pPr>
-        <w:rPr/>
-      </w:pPr>
-      <w:r>
-        <w:rPr>
-          <w:rtl w:val="0"/>
-        </w:rPr>
-        <w:t xml:space="preserve">[4] Amazon Web Services (AWS), Architecting for the Cloud: AWS Best Practices, AWS Whitepapers, 2026.</w:t>
-      </w:r>
+      <w:hyperlink r:id="rId17">
+        <w:r>
+          <w:rPr>
+            <w:color w:val="1155cc"/>
+            <w:u w:val="single"/>
+            <w:rtl w:val="0"/>
+          </w:rPr>
+          <w:t xml:space="preserve">https://aws.amazon.com/whitepapers/</w:t>
+        </w:r>
+      </w:hyperlink>
       <w:r>
         <w:rPr>
           <w:rtl w:val="0"/>
@@ -3338,6 +3444,7 @@
     </w:p>
     <w:p>
       <w:pPr>
+        <w:ind w:left="720" w:firstLine="0"/>
         <w:rPr/>
       </w:pPr>
       <w:r>
@@ -3348,6 +3455,25 @@
     </w:p>
     <w:p>
       <w:pPr>
+        <w:numPr>
+          <w:ilvl w:val="0"/>
+          <w:numId w:val="1"/>
+        </w:numPr>
+        <w:ind w:left="720" w:hanging="360"/>
+        <w:rPr>
+          <w:u w:val="none"/>
+        </w:rPr>
+      </w:pPr>
+      <w:r>
+        <w:rPr>
+          <w:rtl w:val="0"/>
+        </w:rPr>
+        <w:t xml:space="preserve">Facebook. (2026). React documentation: A JavaScript library for building user interfaces. https://react.dev/</w:t>
+      </w:r>
+    </w:p>
+    <w:p>
+      <w:pPr>
+        <w:ind w:left="720" w:firstLine="0"/>
         <w:rPr/>
       </w:pPr>
       <w:r>
@@ -3356,8 +3482,60 @@
         </w:rPr>
       </w:r>
     </w:p>
+    <w:p>
+      <w:pPr>
+        <w:numPr>
+          <w:ilvl w:val="0"/>
+          <w:numId w:val="1"/>
+        </w:numPr>
+        <w:ind w:left="720" w:hanging="360"/>
+        <w:rPr>
+          <w:u w:val="none"/>
+        </w:rPr>
+      </w:pPr>
+      <w:r>
+        <w:rPr>
+          <w:rtl w:val="0"/>
+        </w:rPr>
+        <w:t xml:space="preserve">Meta Platforms. (2026). Unity integration documentation &amp; Oculus Quest SDK. https://developer.oculus.com/</w:t>
+      </w:r>
+    </w:p>
+    <w:p>
+      <w:pPr>
+        <w:ind w:left="720" w:firstLine="0"/>
+        <w:rPr/>
+      </w:pPr>
+      <w:r>
+        <w:rPr>
+          <w:rtl w:val="0"/>
+        </w:rPr>
+      </w:r>
+    </w:p>
+    <w:p>
+      <w:pPr>
+        <w:numPr>
+          <w:ilvl w:val="0"/>
+          <w:numId w:val="1"/>
+        </w:numPr>
+        <w:ind w:left="720" w:hanging="360"/>
+        <w:rPr>
+          <w:u w:val="none"/>
+        </w:rPr>
+      </w:pPr>
+      <w:r>
+        <w:rPr>
+          <w:rtl w:val="0"/>
+        </w:rPr>
+        <w:t xml:space="preserve">Schwaber, K., &amp; Sutherland, J. (2020). La guía de Scrum: Las reglas del juego. Scrum.org. https://scrumguides.org/</w:t>
+      </w:r>
+      <w:r>
+        <w:rPr>
+          <w:rtl w:val="0"/>
+        </w:rPr>
+      </w:r>
+    </w:p>
     <w:sectPr>
-      <w:headerReference r:id="rId15" w:type="default"/>
+      <w:headerReference r:id="rId18" w:type="default"/>
       <w:pgSz w:h="16838" w:w="11906" w:orient="portrait"/>
       <w:pgMar w:bottom="1417" w:top="1417" w:left="1701" w:right="1701" w:header="708" w:footer="708"/>
       <w:pgNumType w:start="1"/>
@@ -3591,12 +3769,12 @@
               <wp:inline distB="0" distT="0" distL="0" distR="0">
                 <wp:extent cx="1996440" cy="428625"/>
                 <wp:effectExtent b="0" l="0" r="0" t="0"/>
-                <wp:docPr descr="http://www.duoc.cl/normasgraficas/normasgraficas/marca-duoc/6logo-fondo-transparente/fondo-transparente.png" id="39" name="image1.png"/>
+                <wp:docPr descr="http://www.duoc.cl/normasgraficas/normasgraficas/marca-duoc/6logo-fondo-transparente/fondo-transparente.png" id="39" name="image9.png"/>
                 <a:graphic>
                   <a:graphicData uri="http://schemas.openxmlformats.org/drawingml/2006/picture">
                     <pic:pic>
                       <pic:nvPicPr>
-                        <pic:cNvPr descr="http://www.duoc.cl/normasgraficas/normasgraficas/marca-duoc/6logo-fondo-transparente/fondo-transparente.png" id="0" name="image1.png"/>
+                        <pic:cNvPr descr="http://www.duoc.cl/normasgraficas/normasgraficas/marca-duoc/6logo-fondo-transparente/fondo-transparente.png" id="0" name="image9.png"/>
                         <pic:cNvPicPr preferRelativeResize="0"/>
                       </pic:nvPicPr>
                       <pic:blipFill>
@@ -3675,7 +3853,121 @@
 </file>
 
 <file path=word/numbering.xml><?xml version="1.0" encoding="utf-8"?>
-<w:numbering xmlns:mc="http://schemas.openxmlformats.org/markup-compatibility/2006" xmlns:o="urn:schemas-microsoft-com:office:office" xmlns:r="http://schemas.openxmlformats.org/officeDocument/2006/relationships" xmlns:m="http://schemas.openxmlformats.org/officeDocument/2006/math" xmlns:v="urn:schemas-microsoft-com:vml" xmlns:wp="http://schemas.openxmlformats.org/drawingml/2006/wordprocessingDrawing" xmlns:w10="urn:schemas-microsoft-com:office:word" xmlns:w="http://schemas.openxmlformats.org/wordprocessingml/2006/main" xmlns:wne="http://schemas.microsoft.com/office/word/2006/wordml" xmlns:sl="http://schemas.openxmlformats.org/schemaLibrary/2006/main" xmlns:a="http://schemas.openxmlformats.org/drawingml/2006/main" xmlns:pic="http://schemas.openxmlformats.org/drawingml/2006/picture" xmlns:c="http://schemas.openxmlformats.org/drawingml/2006/chart" xmlns:lc="http://schemas.openxmlformats.org/drawingml/2006/lockedCanvas" xmlns:dgm="http://schemas.openxmlformats.org/drawingml/2006/diagram" xmlns:wps="http://schemas.microsoft.com/office/word/2010/wordprocessingShape" xmlns:wpg="http://schemas.microsoft.com/office/word/2010/wordprocessingGroup" xmlns:w14="http://schemas.microsoft.com/office/word/2010/wordml" xmlns:w15="http://schemas.microsoft.com/office/word/2012/wordml" xmlns:w16="http://schemas.microsoft.com/office/word/2018/wordml" xmlns:w16cex="http://schemas.microsoft.com/office/word/2018/wordml/cex" xmlns:w16cid="http://schemas.microsoft.com/office/word/2016/wordml/cid" xmlns="http://schemas.microsoft.com/office/tasks/2019/documenttasks" xmlns:cr="http://schemas.microsoft.com/office/comments/2020/reactions"/>
+<w:numbering xmlns:mc="http://schemas.openxmlformats.org/markup-compatibility/2006" xmlns:o="urn:schemas-microsoft-com:office:office" xmlns:r="http://schemas.openxmlformats.org/officeDocument/2006/relationships" xmlns:m="http://schemas.openxmlformats.org/officeDocument/2006/math" xmlns:v="urn:schemas-microsoft-com:vml" xmlns:wp="http://schemas.openxmlformats.org/drawingml/2006/wordprocessingDrawing" xmlns:w10="urn:schemas-microsoft-com:office:word" xmlns:w="http://schemas.openxmlformats.org/wordprocessingml/2006/main" xmlns:wne="http://schemas.microsoft.com/office/word/2006/wordml" xmlns:sl="http://schemas.openxmlformats.org/schemaLibrary/2006/main" xmlns:a="http://schemas.openxmlformats.org/drawingml/2006/main" xmlns:pic="http://schemas.openxmlformats.org/drawingml/2006/picture" xmlns:c="http://schemas.openxmlformats.org/drawingml/2006/chart" xmlns:lc="http://schemas.openxmlformats.org/drawingml/2006/lockedCanvas" xmlns:dgm="http://schemas.openxmlformats.org/drawingml/2006/diagram" xmlns:wps="http://schemas.microsoft.com/office/word/2010/wordprocessingShape" xmlns:wpg="http://schemas.microsoft.com/office/word/2010/wordprocessingGroup" xmlns:w14="http://schemas.microsoft.com/office/word/2010/wordml" xmlns:w15="http://schemas.microsoft.com/office/word/2012/wordml" xmlns:w16="http://schemas.microsoft.com/office/word/2018/wordml" xmlns:w16cex="http://schemas.microsoft.com/office/word/2018/wordml/cex" xmlns:w16cid="http://schemas.microsoft.com/office/word/2016/wordml/cid" xmlns="http://schemas.microsoft.com/office/tasks/2019/documenttasks" xmlns:cr="http://schemas.microsoft.com/office/comments/2020/reactions">
+  <w:abstractNum w:abstractNumId="1">
+    <w:lvl w:ilvl="0">
+      <w:start w:val="1"/>
+      <w:numFmt w:val="decimal"/>
+      <w:lvlText w:val="%1)"/>
+      <w:lvlJc w:val="left"/>
+      <w:pPr>
+        <w:ind w:left="720" w:hanging="360"/>
+      </w:pPr>
+      <w:rPr>
+        <w:u w:val="none"/>
+      </w:rPr>
+    </w:lvl>
+    <w:lvl w:ilvl="1">
+      <w:start w:val="1"/>
+      <w:numFmt w:val="lowerLetter"/>
+      <w:lvlText w:val="%2)"/>
+      <w:lvlJc w:val="left"/>
+      <w:pPr>
+        <w:ind w:left="1440" w:hanging="360"/>
+      </w:pPr>
+      <w:rPr>
+        <w:u w:val="none"/>
+      </w:rPr>
+    </w:lvl>
+    <w:lvl w:ilvl="2">
+      <w:start w:val="1"/>
+      <w:numFmt w:val="lowerRoman"/>
+      <w:lvlText w:val="%3)"/>
+      <w:lvlJc w:val="right"/>
+      <w:pPr>
+        <w:ind w:left="2160" w:hanging="360"/>
+      </w:pPr>
+      <w:rPr>
+        <w:u w:val="none"/>
+      </w:rPr>
+    </w:lvl>
+    <w:lvl w:ilvl="3">
+      <w:start w:val="1"/>
+      <w:numFmt w:val="decimal"/>
+      <w:lvlText w:val="(%4)"/>
+      <w:lvlJc w:val="left"/>
+      <w:pPr>
+        <w:ind w:left="2880" w:hanging="360"/>
+      </w:pPr>
+      <w:rPr>
+        <w:u w:val="none"/>
+      </w:rPr>
+    </w:lvl>
+    <w:lvl w:ilvl="4">
+      <w:start w:val="1"/>
+      <w:numFmt w:val="lowerLetter"/>
+      <w:lvlText w:val="(%5)"/>
+      <w:lvlJc w:val="left"/>
+      <w:pPr>
+        <w:ind w:left="3600" w:hanging="360"/>
+      </w:pPr>
+      <w:rPr>
+        <w:u w:val="none"/>
+      </w:rPr>
+    </w:lvl>
+    <w:lvl w:ilvl="5">
+      <w:start w:val="1"/>
+      <w:numFmt w:val="lowerRoman"/>
+      <w:lvlText w:val="(%6)"/>
+      <w:lvlJc w:val="right"/>
+      <w:pPr>
+        <w:ind w:left="4320" w:hanging="360"/>
+      </w:pPr>
+      <w:rPr>
+        <w:u w:val="none"/>
+      </w:rPr>
+    </w:lvl>
+    <w:lvl w:ilvl="6">
+      <w:start w:val="1"/>
+      <w:numFmt w:val="decimal"/>
+      <w:lvlText w:val="%7."/>
+      <w:lvlJc w:val="left"/>
+      <w:pPr>
+        <w:ind w:left="5040" w:hanging="360"/>
+      </w:pPr>
+      <w:rPr>
+        <w:u w:val="none"/>
+      </w:rPr>
+    </w:lvl>
+    <w:lvl w:ilvl="7">
+      <w:start w:val="1"/>
+      <w:numFmt w:val="lowerLetter"/>
+      <w:lvlText w:val="%8."/>
+      <w:lvlJc w:val="left"/>
+      <w:pPr>
+        <w:ind w:left="5760" w:hanging="360"/>
+      </w:pPr>
+      <w:rPr>
+        <w:u w:val="none"/>
+      </w:rPr>
+    </w:lvl>
+    <w:lvl w:ilvl="8">
+      <w:start w:val="1"/>
+      <w:numFmt w:val="lowerRoman"/>
+      <w:lvlText w:val="%9."/>
+      <w:lvlJc w:val="right"/>
+      <w:pPr>
+        <w:ind w:left="6480" w:hanging="360"/>
+      </w:pPr>
+      <w:rPr>
+        <w:u w:val="none"/>
+      </w:rPr>
+    </w:lvl>
+  </w:abstractNum>
+  <w:num w:numId="1">
+    <w:abstractNumId w:val="1"/>
+  </w:num>
+</w:numbering>
 </file>
 
 <file path=word/styles.xml><?xml version="1.0" encoding="utf-8"?>

--- a/Documentación Capstone/Fase 2/Evidencias Grupales/2.4_GuiaEstudiante_Fase 2_DesarrolloProyecto APT.docx
+++ b/Documentación Capstone/Fase 2/Evidencias Grupales/2.4_GuiaEstudiante_Fase 2_DesarrolloProyecto APT.docx
@@ -812,12 +812,12 @@
                 <wp:inline distB="114300" distT="114300" distL="114300" distR="114300">
                   <wp:extent cx="4514850" cy="2184400"/>
                   <wp:effectExtent b="0" l="0" r="0" t="0"/>
-                  <wp:docPr id="42" name="image6.png"/>
+                  <wp:docPr id="42" name="image5.png"/>
                   <a:graphic>
                     <a:graphicData uri="http://schemas.openxmlformats.org/drawingml/2006/picture">
                       <pic:pic>
                         <pic:nvPicPr>
-                          <pic:cNvPr id="0" name="image6.png"/>
+                          <pic:cNvPr id="0" name="image5.png"/>
                           <pic:cNvPicPr preferRelativeResize="0"/>
                         </pic:nvPicPr>
                         <pic:blipFill>
@@ -866,12 +866,12 @@
                 <wp:inline distB="114300" distT="114300" distL="114300" distR="114300">
                   <wp:extent cx="4514850" cy="2184400"/>
                   <wp:effectExtent b="0" l="0" r="0" t="0"/>
-                  <wp:docPr id="36" name="image4.png"/>
+                  <wp:docPr id="36" name="image7.png"/>
                   <a:graphic>
                     <a:graphicData uri="http://schemas.openxmlformats.org/drawingml/2006/picture">
                       <pic:pic>
                         <pic:nvPicPr>
-                          <pic:cNvPr id="0" name="image4.png"/>
+                          <pic:cNvPr id="0" name="image7.png"/>
                           <pic:cNvPicPr preferRelativeResize="0"/>
                         </pic:nvPicPr>
                         <pic:blipFill>
@@ -957,12 +957,12 @@
                 <wp:inline distB="114300" distT="114300" distL="114300" distR="114300">
                   <wp:extent cx="4514850" cy="2514600"/>
                   <wp:effectExtent b="0" l="0" r="0" t="0"/>
-                  <wp:docPr id="37" name="image3.png"/>
+                  <wp:docPr id="37" name="image1.png"/>
                   <a:graphic>
                     <a:graphicData uri="http://schemas.openxmlformats.org/drawingml/2006/picture">
                       <pic:pic>
                         <pic:nvPicPr>
-                          <pic:cNvPr id="0" name="image3.png"/>
+                          <pic:cNvPr id="0" name="image1.png"/>
                           <pic:cNvPicPr preferRelativeResize="0"/>
                         </pic:nvPicPr>
                         <pic:blipFill>
@@ -1011,12 +1011,12 @@
                 <wp:inline distB="114300" distT="114300" distL="114300" distR="114300">
                   <wp:extent cx="4514850" cy="4229100"/>
                   <wp:effectExtent b="0" l="0" r="0" t="0"/>
-                  <wp:docPr id="38" name="image2.png"/>
+                  <wp:docPr id="38" name="image6.png"/>
                   <a:graphic>
                     <a:graphicData uri="http://schemas.openxmlformats.org/drawingml/2006/picture">
                       <pic:pic>
                         <pic:nvPicPr>
-                          <pic:cNvPr id="0" name="image2.png"/>
+                          <pic:cNvPr id="0" name="image6.png"/>
                           <pic:cNvPicPr preferRelativeResize="0"/>
                         </pic:nvPicPr>
                         <pic:blipFill>
@@ -1143,12 +1143,12 @@
                 <wp:inline distB="114300" distT="114300" distL="114300" distR="114300">
                   <wp:extent cx="3752850" cy="8124825"/>
                   <wp:effectExtent b="0" l="0" r="0" t="0"/>
-                  <wp:docPr id="35" name="image1.jpg"/>
+                  <wp:docPr id="35" name="image2.jpg"/>
                   <a:graphic>
                     <a:graphicData uri="http://schemas.openxmlformats.org/drawingml/2006/picture">
                       <pic:pic>
                         <pic:nvPicPr>
-                          <pic:cNvPr id="0" name="image1.jpg"/>
+                          <pic:cNvPr id="0" name="image2.jpg"/>
                           <pic:cNvPicPr preferRelativeResize="0"/>
                         </pic:nvPicPr>
                         <pic:blipFill>
@@ -1245,12 +1245,12 @@
                 <wp:inline distB="114300" distT="114300" distL="114300" distR="114300">
                   <wp:extent cx="3743325" cy="8058150"/>
                   <wp:effectExtent b="0" l="0" r="0" t="0"/>
-                  <wp:docPr id="43" name="image5.jpg"/>
+                  <wp:docPr id="43" name="image4.jpg"/>
                   <a:graphic>
                     <a:graphicData uri="http://schemas.openxmlformats.org/drawingml/2006/picture">
                       <pic:pic>
                         <pic:nvPicPr>
-                          <pic:cNvPr id="0" name="image5.jpg"/>
+                          <pic:cNvPr id="0" name="image4.jpg"/>
                           <pic:cNvPicPr preferRelativeResize="0"/>
                         </pic:nvPicPr>
                         <pic:blipFill>
@@ -1347,12 +1347,12 @@
                 <wp:inline distB="114300" distT="114300" distL="114300" distR="114300">
                   <wp:extent cx="4514850" cy="2540000"/>
                   <wp:effectExtent b="0" l="0" r="0" t="0"/>
-                  <wp:docPr id="41" name="image8.png"/>
+                  <wp:docPr id="41" name="image9.png"/>
                   <a:graphic>
                     <a:graphicData uri="http://schemas.openxmlformats.org/drawingml/2006/picture">
                       <pic:pic>
                         <pic:nvPicPr>
-                          <pic:cNvPr id="0" name="image8.png"/>
+                          <pic:cNvPr id="0" name="image9.png"/>
                           <pic:cNvPicPr preferRelativeResize="0"/>
                         </pic:nvPicPr>
                         <pic:blipFill>
@@ -1449,12 +1449,12 @@
                 <wp:inline distB="114300" distT="114300" distL="114300" distR="114300">
                   <wp:extent cx="4514850" cy="2425700"/>
                   <wp:effectExtent b="0" l="0" r="0" t="0"/>
-                  <wp:docPr id="40" name="image7.png"/>
+                  <wp:docPr id="40" name="image8.png"/>
                   <a:graphic>
                     <a:graphicData uri="http://schemas.openxmlformats.org/drawingml/2006/picture">
                       <pic:pic>
                         <pic:nvPicPr>
-                          <pic:cNvPr id="0" name="image7.png"/>
+                          <pic:cNvPr id="0" name="image8.png"/>
                           <pic:cNvPicPr preferRelativeResize="0"/>
                         </pic:nvPicPr>
                         <pic:blipFill>
@@ -3265,9 +3265,9 @@
     <w:tbl>
       <w:tblPr>
         <w:tblStyle w:val="Table7"/>
-        <w:tblW w:w="9498.0" w:type="dxa"/>
+        <w:tblW w:w="9480.0" w:type="dxa"/>
         <w:jc w:val="left"/>
-        <w:tblInd w:w="-572.0" w:type="dxa"/>
+        <w:tblInd w:w="-557.0" w:type="dxa"/>
         <w:tblBorders>
           <w:top w:color="bfbfbf" w:space="0" w:sz="4" w:val="single"/>
           <w:left w:color="bfbfbf" w:space="0" w:sz="4" w:val="single"/>
@@ -3280,10 +3280,10 @@
         <w:tblLook w:val="0400"/>
       </w:tblPr>
       <w:tblGrid>
-        <w:gridCol w:w="9498"/>
+        <w:gridCol w:w="9480"/>
         <w:tblGridChange w:id="0">
           <w:tblGrid>
-            <w:gridCol w:w="9498"/>
+            <w:gridCol w:w="9480"/>
           </w:tblGrid>
         </w:tblGridChange>
       </w:tblGrid>
@@ -3327,21 +3327,7 @@
                 <w:color w:val="1f3864"/>
                 <w:rtl w:val="0"/>
               </w:rPr>
-              <w:t xml:space="preserve">La actividad de Diseño de arquitectura Cloud en AWS se encuentra no iniciada intencionalmente; el motivo de esto es que la estructura del JSON para la telemetría que emitirá la Realidad Virtual aún está sujeta a modificaciones. Para estructurar correctamente este almacenamiento, la telemetría final </w:t>
-            </w:r>
-            <w:r>
-              <w:rPr>
-                <w:color w:val="1f3864"/>
-                <w:rtl w:val="0"/>
-              </w:rPr>
-              <w:t xml:space="preserve">recopilará</w:t>
-            </w:r>
-            <w:r>
-              <w:rPr>
-                <w:color w:val="1f3864"/>
-                <w:rtl w:val="0"/>
-              </w:rPr>
-              <w:t xml:space="preserve"> tres bloques de datos: 1) Métricas de desempeño clínico (porcentaje de precisión y tiempos de respuesta), y 2) Metadatos de la sesión (ID del paciente, versión del escenario y duración total). La idea es congelar esta estructura de telemetría en el próximo Sprint para empezar formalmente el desarrollo en AWS y diseñar las bases de datos definitivas.</w:t>
+              <w:t xml:space="preserve">La actividad de Diseño de arquitectura Cloud en AWS ya se encuentra en desarrollo, comenzando por la definición y estandarización de las métricas que recopilará NeuroFlex VR. Se estableció el contrato de telemetría scenes-v1, que define la estructura JSON para los tres escenarios: Puzzle, Memoria de tarjetas y Conteo de palomas. Este contrato contempla métricas específicas de cada actividad, como tiempos de resolución y respuesta, precisión, errores, ayudas utilizadas y distracciones, además de metadatos generales para identificar participantes, sesiones y rondas. Asimismo, se definieron reglas de validación y criterios de comparabilidad que permitirán procesar la información de manera consistente y analizar el desempeño entre distintas sesiones. Estos avances constituyen la base para continuar con el diseño de la arquitectura en AWS, definiendo el almacenamiento, la organización de los datos y su futura integración con los sistemas de análisis e inteligencia artificial de NeuroFlex.</w:t>
             </w:r>
             <w:r>
               <w:rPr>
@@ -3769,12 +3755,12 @@
               <wp:inline distB="0" distT="0" distL="0" distR="0">
                 <wp:extent cx="1996440" cy="428625"/>
                 <wp:effectExtent b="0" l="0" r="0" t="0"/>
-                <wp:docPr descr="http://www.duoc.cl/normasgraficas/normasgraficas/marca-duoc/6logo-fondo-transparente/fondo-transparente.png" id="39" name="image9.png"/>
+                <wp:docPr descr="http://www.duoc.cl/normasgraficas/normasgraficas/marca-duoc/6logo-fondo-transparente/fondo-transparente.png" id="39" name="image3.png"/>
                 <a:graphic>
                   <a:graphicData uri="http://schemas.openxmlformats.org/drawingml/2006/picture">
                     <pic:pic>
                       <pic:nvPicPr>
-                        <pic:cNvPr descr="http://www.duoc.cl/normasgraficas/normasgraficas/marca-duoc/6logo-fondo-transparente/fondo-transparente.png" id="0" name="image9.png"/>
+                        <pic:cNvPr descr="http://www.duoc.cl/normasgraficas/normasgraficas/marca-duoc/6logo-fondo-transparente/fondo-transparente.png" id="0" name="image3.png"/>
                         <pic:cNvPicPr preferRelativeResize="0"/>
                       </pic:nvPicPr>
                       <pic:blipFill>
